--- a/video-film-editing/output/05 3.3b Nota Pembelajaran (Kertas Penerangan)/CU C01-C05/3.3b-16 Nota Pembelajaran C04-W02 Verify foley effect (IT-072).docx
+++ b/video-film-editing/output/05 3.3b Nota Pembelajaran (Kertas Penerangan)/CU C01-C05/3.3b-16 Nota Pembelajaran C04-W02 Verify foley effect (IT-072).docx
@@ -716,41 +716,123 @@
     </w:p>
     <w:p>
       <w:r>
+        <w:rPr>
+          <w:b/>
+          <w:sz w:val="26"/>
+        </w:rPr>
+        <w:t>Objektif Pembelajaran</w:t>
+      </w:r>
+    </w:p>
+    <w:p>
+      <w:r>
+        <w:t>Selepas mempelajari topik ini, pelatih dapat:</w:t>
+      </w:r>
+    </w:p>
+    <w:p>
+      <w:pPr>
+        <w:pStyle w:val="ListParagraph"/>
+      </w:pPr>
+      <w:r>
+        <w:t>• Menjelaskan konsep foley dan asal usul namanya.</w:t>
+      </w:r>
+    </w:p>
+    <w:p>
+      <w:pPr>
+        <w:pStyle w:val="ListParagraph"/>
+      </w:pPr>
+      <w:r>
+        <w:t>• Mengenal pasti tiga kategori utama foley effect (Feet, Prop, Cloth).</w:t>
+      </w:r>
+    </w:p>
+    <w:p>
+      <w:pPr>
+        <w:pStyle w:val="ListParagraph"/>
+      </w:pPr>
+      <w:r>
+        <w:t>• Menentukan kategori foley yang relevan berdasarkan aksi visual dalam scene.</w:t>
+      </w:r>
+    </w:p>
+    <w:p>
+      <w:pPr>
+        <w:pStyle w:val="ListParagraph"/>
+      </w:pPr>
+      <w:r>
+        <w:t>• Memberi contoh setiap kategori foley dengan situasi studio sebenar.</w:t>
+      </w:r>
+    </w:p>
+    <w:p>
+      <w:r>
+        <w:rPr>
+          <w:b/>
+          <w:sz w:val="26"/>
+        </w:rPr>
+        <w:t>1. Konsep Foley</w:t>
+      </w:r>
+    </w:p>
+    <w:p>
+      <w:r>
         <w:t>Foley ialah proses menghasilkan atau memilih kesan bunyi yang disegerakkan (synchronised) dengan pergerakan pada skrin bagi menggantikan atau menambah bunyi yang tidak dapat direkodkan dengan jelas semasa penggambaran. Nama "foley" berasal daripada Jack Foley, perintis teknik ini di studio Universal pada era filem bersuara awal.</w:t>
       </w:r>
     </w:p>
     <w:p>
       <w:r>
-        <w:t>Kategori utama foley effect yang perlu dikenali oleh editor:</w:t>
+        <w:rPr>
+          <w:b/>
+          <w:sz w:val="26"/>
+        </w:rPr>
+        <w:t>2. Feet (Langkah Kaki)</w:t>
       </w:r>
     </w:p>
     <w:p>
-      <w:pPr>
-        <w:pStyle w:val="ListParagraph"/>
-      </w:pPr>
       <w:r>
-        <w:t>• Feet (Langkah Kaki) — bunyi tapak kaki di pelbagai permukaan (konkrit, kayu, pasir, air, rumput). Kategori ini paling kerap digunakan kerana hampir setiap adegan pergerakan watak memerlukan footstep yang sepadan dengan jenis kasut dan permukaan lantai.</w:t>
+        <w:t>Bunyi tapak kaki di pelbagai permukaan (konkrit, kayu, pasir, air, rumput). Kategori ini paling kerap digunakan kerana hampir setiap adegan pergerakan watak memerlukan footstep yang sepadan dengan jenis kasut dan permukaan lantai.</w:t>
       </w:r>
     </w:p>
     <w:p>
-      <w:pPr>
-        <w:pStyle w:val="ListParagraph"/>
-      </w:pPr>
       <w:r>
-        <w:t>• Prop (Alat/Objek) — bunyi interaksi dengan objek seperti membuka pintu, meletakkan cawan, menutup fail, memegang senjata mainan, dan sebagainya. Prop foley memberikan tekstur realistik kepada aksi kecil yang sering diabaikan semasa penggambaran.</w:t>
+        <w:rPr>
+          <w:b/>
+          <w:sz w:val="26"/>
+        </w:rPr>
+        <w:t>3. Prop (Alat/Objek)</w:t>
       </w:r>
     </w:p>
     <w:p>
-      <w:pPr>
-        <w:pStyle w:val="ListParagraph"/>
-      </w:pPr>
       <w:r>
-        <w:t>• Cloth (Pakaian) — bunyi geseran fabrik apabila watak bergerak, seperti bunyi jaket kulit, gaun sutera, atau seluar jeans bergesel semasa berjalan atau berlawan.</w:t>
+        <w:t>Bunyi interaksi dengan objek seperti membuka pintu, meletakkan cawan, menutup fail, atau memegang senjata mainan. Prop foley memberikan tekstur realistik kepada aksi kecil yang sering diabaikan semasa penggambaran.</w:t>
+      </w:r>
+    </w:p>
+    <w:p>
+      <w:r>
+        <w:rPr>
+          <w:b/>
+          <w:sz w:val="26"/>
+        </w:rPr>
+        <w:t>4. Cloth (Pakaian)</w:t>
+      </w:r>
+    </w:p>
+    <w:p>
+      <w:r>
+        <w:t>Bunyi geseran fabrik apabila watak bergerak, seperti bunyi jaket kulit, gaun sutera, atau seluar jeans bergesel semasa berjalan atau berlawan.</w:t>
       </w:r>
     </w:p>
     <w:p>
       <w:r>
         <w:t>Editor perlu mengenal pasti kategori mana yang relevan untuk setiap scene berdasarkan aksi visual yang berlaku, kerana kategori ini menentukan jenis pustaka bunyi (sound library) yang perlu dirujuk oleh Sound Engineer semasa merekod atau memilih foley.</w:t>
+      </w:r>
+    </w:p>
+    <w:p>
+      <w:r>
+        <w:rPr>
+          <w:b/>
+          <w:sz w:val="26"/>
+        </w:rPr>
+        <w:t>5. Rumusan</w:t>
+      </w:r>
+    </w:p>
+    <w:p>
+      <w:r>
+        <w:t>Tiga kategori foley (Feet, Prop, Cloth) mesti dikenal pasti terlebih dahulu berdasarkan aksi pada skrin, kerana ia menentukan sumber pustaka bunyi yang akan digunakan pada peringkat seterusnya.</w:t>
       </w:r>
     </w:p>
     <w:p>
@@ -764,15 +846,16 @@
     </w:p>
     <w:p>
       <w:r>
-        <w:t>Selepas kategori dikenal pasti, editor menentukan jenis foley effect yang spesifik untuk setiap aksi dalam sequence:</w:t>
+        <w:rPr>
+          <w:b/>
+          <w:sz w:val="26"/>
+        </w:rPr>
+        <w:t>Objektif Pembelajaran</w:t>
       </w:r>
     </w:p>
     <w:p>
-      <w:pPr>
-        <w:pStyle w:val="ListParagraph"/>
-      </w:pPr>
       <w:r>
-        <w:t>• Footstep — bunyi langkah khusus mengikut jenis kasut (heels, boots, bare feet) dan permukaan (marmar, rumput, tangga besi). Ketepatan sinkronisasi dengan pergerakan kaki pada skrin adalah kritikal.</w:t>
+        <w:t>Selepas mempelajari topik ini, pelatih dapat:</w:t>
       </w:r>
     </w:p>
     <w:p>
@@ -780,7 +863,7 @@
         <w:pStyle w:val="ListParagraph"/>
       </w:pPr>
       <w:r>
-        <w:t>• Hand Props — bunyi tangan memegang atau menggunakan objek, contoh mengangkat telefon, membuka beg, atau menghidupkan suis lampu.</w:t>
+        <w:t>• Membezakan jenis foley spesifik (footstep, hand props, knock, bang) dalam setiap kategori.</w:t>
       </w:r>
     </w:p>
     <w:p>
@@ -788,7 +871,7 @@
         <w:pStyle w:val="ListParagraph"/>
       </w:pPr>
       <w:r>
-        <w:t>• Knock — bunyi ketukan pada pintu, meja atau permukaan lain, digunakan untuk menandakan kehadiran seseorang atau tindakan tertentu dalam naratif.</w:t>
+        <w:t>• Mempratonton sequence timeline untuk menyenaraikan aksi yang memerlukan foley.</w:t>
       </w:r>
     </w:p>
     <w:p>
@@ -796,7 +879,52 @@
         <w:pStyle w:val="ListParagraph"/>
       </w:pPr>
       <w:r>
-        <w:t>• Bang — bunyi hentakan kuat seperti pintu dihempas, tembakan senjata, atau objek jatuh dengan kuat; sering digunakan untuk menekankan momen dramatik atau kejutan.</w:t>
+        <w:t>• Menyediakan foley cue sheet ringkas berdasarkan timecode dan aksi.</w:t>
+      </w:r>
+    </w:p>
+    <w:p>
+      <w:pPr>
+        <w:pStyle w:val="ListParagraph"/>
+      </w:pPr>
+      <w:r>
+        <w:t>• Menyediakan foley effect requisition kepada Sound Engineer.</w:t>
+      </w:r>
+    </w:p>
+    <w:p>
+      <w:r>
+        <w:rPr>
+          <w:b/>
+          <w:sz w:val="26"/>
+        </w:rPr>
+        <w:t>1. Footstep</w:t>
+      </w:r>
+    </w:p>
+    <w:p>
+      <w:r>
+        <w:t>Bunyi langkah khusus mengikut jenis kasut (heels, boots, bare feet) dan permukaan (marmar, rumput, tangga besi). Ketepatan sinkronisasi dengan pergerakan kaki pada skrin adalah kritikal.</w:t>
+      </w:r>
+    </w:p>
+    <w:p>
+      <w:r>
+        <w:rPr>
+          <w:b/>
+          <w:sz w:val="26"/>
+        </w:rPr>
+        <w:t>2. Hand Props, Knock dan Bang</w:t>
+      </w:r>
+    </w:p>
+    <w:p>
+      <w:r>
+        <w:t>Hand Props ialah bunyi tangan memegang atau menggunakan objek, contoh mengangkat telefon atau membuka beg. Knock ialah bunyi ketukan pada pintu, meja atau permukaan lain, digunakan untuk menandakan kehadiran seseorang. Bang ialah bunyi hentakan kuat seperti pintu dihempas atau objek jatuh dengan kuat, sering digunakan untuk menekankan momen dramatik.</w:t>
+      </w:r>
+    </w:p>
+    <w:p>
+      <w:r>
+        <w:rPr>
+          <w:b/>
+          <w:sz w:val="26"/>
+        </w:rPr>
+        <w:t>3. Pratonton dan Cue Sheet</w:t>
       </w:r>
     </w:p>
     <w:p>
@@ -1034,7 +1162,30 @@
     </w:tbl>
     <w:p>
       <w:r>
+        <w:rPr>
+          <w:b/>
+          <w:sz w:val="26"/>
+        </w:rPr>
+        <w:t>4. Foley Effect Requisition</w:t>
+      </w:r>
+    </w:p>
+    <w:p>
+      <w:r>
         <w:t>Setelah senarai ini disahkan, editor menyediakan foley effect requisition — dokumen atau senarai rasmi yang dihantar kepada Sound Engineer, menyatakan timecode, aksi, kategori dan jenis foley yang diperlukan, supaya Sound Engineer dapat merekod atau memilih audio yang sepadan sebelum dikembalikan kepada editor untuk dimasukkan ke dalam timeline (rujuk P08).</w:t>
+      </w:r>
+    </w:p>
+    <w:p>
+      <w:r>
+        <w:rPr>
+          <w:b/>
+          <w:sz w:val="26"/>
+        </w:rPr>
+        <w:t>5. Rumusan</w:t>
+      </w:r>
+    </w:p>
+    <w:p>
+      <w:r>
+        <w:t>Jenis foley spesifik (footstep, hand props, knock, bang) dikenal pasti melalui pratonton timeline dan disusun dalam cue sheet sebelum foley effect requisition dihantar kepada Sound Engineer.</w:t>
       </w:r>
     </w:p>
     <w:p>

--- a/video-film-editing/output/05 3.3b Nota Pembelajaran (Kertas Penerangan)/CU C01-C05/3.3b-16 Nota Pembelajaran C04-W02 Verify foley effect (IT-072).docx
+++ b/video-film-editing/output/05 3.3b Nota Pembelajaran (Kertas Penerangan)/CU C01-C05/3.3b-16 Nota Pembelajaran C04-W02 Verify foley effect (IT-072).docx
@@ -4,8 +4,9 @@
   <w:body>
     <w:tbl>
       <w:tblPr>
+        <w:tblStyle w:val="TableGrid"/>
         <w:tblW w:w="9699" w:type="dxa"/>
-        <w:tblLayout w:type="fixed"/>
+        <w:tblLayout w:type="autofit"/>
         <w:tblLook w:val="0000" w:firstRow="0" w:lastRow="0" w:firstColumn="0" w:lastColumn="0" w:noHBand="0" w:noVBand="0"/>
       </w:tblPr>
       <w:tblGrid>
@@ -17,6 +18,8 @@
       <w:tr>
         <w:trPr>
           <w:trHeight w:val="3230"/>
+          <w:tblHeader w:val="true"/>
+          <w:cantSplit w:val="true"/>
         </w:trPr>
         <w:tc>
           <w:tcPr>
@@ -26,6 +29,13 @@
               <w:left w:val="single" w:sz="4" w:space="0" w:color="auto"/>
               <w:bottom w:val="single" w:sz="4" w:space="0" w:color="000000"/>
             </w:tcBorders>
+            <w:tcMar>
+              <w:top w:w="57" w:type="dxa"/>
+              <w:left w:w="57" w:type="dxa"/>
+              <w:bottom w:w="57" w:type="dxa"/>
+              <w:right w:w="57" w:type="dxa"/>
+            </w:tcMar>
+            <w:shd w:val="clear" w:color="auto" w:fill="D9D9D9"/>
           </w:tcPr>
           <w:p>
             <w:pPr>
@@ -60,6 +70,27 @@
               <w:bottom w:val="single" w:sz="4" w:space="0" w:color="000000"/>
               <w:right w:val="single" w:sz="4" w:space="0" w:color="auto"/>
             </w:tcBorders>
+            <w:tcMar>
+              <w:top w:w="57" w:type="dxa"/>
+              <w:left w:w="57" w:type="dxa"/>
+              <w:bottom w:w="57" w:type="dxa"/>
+              <w:right w:w="57" w:type="dxa"/>
+            </w:tcMar>
+            <w:shd w:val="clear" w:color="auto" w:fill="D9D9D9"/>
+            <w:tcMar>
+              <w:top w:w="57" w:type="dxa"/>
+              <w:left w:w="57" w:type="dxa"/>
+              <w:bottom w:w="57" w:type="dxa"/>
+              <w:right w:w="57" w:type="dxa"/>
+            </w:tcMar>
+            <w:shd w:val="clear" w:color="auto" w:fill="D9D9D9"/>
+            <w:tcMar>
+              <w:top w:w="57" w:type="dxa"/>
+              <w:left w:w="57" w:type="dxa"/>
+              <w:bottom w:w="57" w:type="dxa"/>
+              <w:right w:w="57" w:type="dxa"/>
+            </w:tcMar>
+            <w:shd w:val="clear" w:color="auto" w:fill="D9D9D9"/>
           </w:tcPr>
           <w:p>
             <w:pPr>
@@ -71,7 +102,11 @@
             </w:pPr>
             <w:r>
               <w:rPr>
+                <w:rFonts w:ascii="Arial" w:hAnsi="Arial" w:cs="Arial"/>
+                <w:b/>
                 <w:noProof/>
+                <w:color w:val="000000"/>
+                <w:sz w:val="20"/>
               </w:rPr>
               <w:pict w14:anchorId="1A6FD23B">
                 <v:shapetype id="_x0000_t202" coordsize="21600,21600" o:spt="202" path="m,l,21600r21600,l21600,xe">
@@ -259,6 +294,7 @@
       <w:tr>
         <w:trPr>
           <w:trHeight w:val="971"/>
+          <w:cantSplit w:val="true"/>
         </w:trPr>
         <w:tc>
           <w:tcPr>
@@ -269,6 +305,12 @@
               <w:bottom w:val="single" w:sz="4" w:space="0" w:color="000000"/>
             </w:tcBorders>
             <w:vAlign w:val="center"/>
+            <w:tcMar>
+              <w:top w:w="57" w:type="dxa"/>
+              <w:left w:w="57" w:type="dxa"/>
+              <w:bottom w:w="57" w:type="dxa"/>
+              <w:right w:w="57" w:type="dxa"/>
+            </w:tcMar>
           </w:tcPr>
           <w:p>
             <w:pPr>
@@ -284,6 +326,8 @@
               <w:rPr>
                 <w:rFonts w:ascii="Arial" w:eastAsia="Arial" w:hAnsi="Arial" w:cs="Arial"/>
                 <w:b/>
+                <w:color w:val="000000"/>
+                <w:sz w:val="20"/>
               </w:rPr>
               <w:t xml:space="preserve">KOD NAMA DAN PROGRAM / </w:t>
             </w:r>
@@ -291,6 +335,8 @@
               <w:rPr>
                 <w:rFonts w:ascii="Arial" w:eastAsia="Arial" w:hAnsi="Arial" w:cs="Arial"/>
                 <w:i/>
+                <w:color w:val="000000"/>
+                <w:sz w:val="20"/>
               </w:rPr>
               <w:t>PROGRAM CODE AND NAME</w:t>
             </w:r>
@@ -307,9 +353,32 @@
               <w:right w:val="single" w:sz="4" w:space="0" w:color="auto"/>
             </w:tcBorders>
             <w:vAlign w:val="center"/>
+            <w:tcMar>
+              <w:top w:w="57" w:type="dxa"/>
+              <w:left w:w="57" w:type="dxa"/>
+              <w:bottom w:w="57" w:type="dxa"/>
+              <w:right w:w="57" w:type="dxa"/>
+            </w:tcMar>
+            <w:tcMar>
+              <w:top w:w="57" w:type="dxa"/>
+              <w:left w:w="57" w:type="dxa"/>
+              <w:bottom w:w="57" w:type="dxa"/>
+              <w:right w:w="57" w:type="dxa"/>
+            </w:tcMar>
+            <w:tcMar>
+              <w:top w:w="57" w:type="dxa"/>
+              <w:left w:w="57" w:type="dxa"/>
+              <w:bottom w:w="57" w:type="dxa"/>
+              <w:right w:w="57" w:type="dxa"/>
+            </w:tcMar>
           </w:tcPr>
           <w:p>
             <w:r>
+              <w:rPr>
+                <w:rFonts w:ascii="Arial" w:hAnsi="Arial" w:cs="Arial"/>
+                <w:color w:val="000000"/>
+                <w:sz w:val="20"/>
+              </w:rPr>
               <w:t>IT-072-3:2012 VIDEO / FILM (EDITING)</w:t>
             </w:r>
           </w:p>
@@ -318,6 +387,7 @@
       <w:tr>
         <w:trPr>
           <w:trHeight w:val="1160"/>
+          <w:cantSplit w:val="true"/>
         </w:trPr>
         <w:tc>
           <w:tcPr>
@@ -328,6 +398,12 @@
               <w:bottom w:val="single" w:sz="4" w:space="0" w:color="000000"/>
             </w:tcBorders>
             <w:vAlign w:val="center"/>
+            <w:tcMar>
+              <w:top w:w="57" w:type="dxa"/>
+              <w:left w:w="57" w:type="dxa"/>
+              <w:bottom w:w="57" w:type="dxa"/>
+              <w:right w:w="57" w:type="dxa"/>
+            </w:tcMar>
           </w:tcPr>
           <w:p>
             <w:pPr>
@@ -360,12 +436,16 @@
               <w:rPr>
                 <w:rFonts w:ascii="Arial" w:eastAsia="Arial" w:hAnsi="Arial" w:cs="Arial"/>
                 <w:b/>
+                <w:color w:val="000000"/>
+                <w:sz w:val="20"/>
               </w:rPr>
               <w:t xml:space="preserve">TAHAP / </w:t>
             </w:r>
             <w:r>
               <w:rPr>
                 <w:rFonts w:ascii="Arial" w:eastAsia="Arial" w:hAnsi="Arial" w:cs="Arial"/>
+                <w:color w:val="000000"/>
+                <w:sz w:val="20"/>
               </w:rPr>
               <w:t>LEVEL</w:t>
             </w:r>
@@ -382,9 +462,32 @@
               <w:right w:val="single" w:sz="4" w:space="0" w:color="auto"/>
             </w:tcBorders>
             <w:vAlign w:val="center"/>
+            <w:tcMar>
+              <w:top w:w="57" w:type="dxa"/>
+              <w:left w:w="57" w:type="dxa"/>
+              <w:bottom w:w="57" w:type="dxa"/>
+              <w:right w:w="57" w:type="dxa"/>
+            </w:tcMar>
+            <w:tcMar>
+              <w:top w:w="57" w:type="dxa"/>
+              <w:left w:w="57" w:type="dxa"/>
+              <w:bottom w:w="57" w:type="dxa"/>
+              <w:right w:w="57" w:type="dxa"/>
+            </w:tcMar>
+            <w:tcMar>
+              <w:top w:w="57" w:type="dxa"/>
+              <w:left w:w="57" w:type="dxa"/>
+              <w:bottom w:w="57" w:type="dxa"/>
+              <w:right w:w="57" w:type="dxa"/>
+            </w:tcMar>
           </w:tcPr>
           <w:p>
             <w:r>
+              <w:rPr>
+                <w:rFonts w:ascii="Arial" w:hAnsi="Arial" w:cs="Arial"/>
+                <w:color w:val="000000"/>
+                <w:sz w:val="20"/>
+              </w:rPr>
               <w:t>3</w:t>
             </w:r>
           </w:p>
@@ -393,6 +496,7 @@
       <w:tr>
         <w:trPr>
           <w:trHeight w:val="1169"/>
+          <w:cantSplit w:val="true"/>
         </w:trPr>
         <w:tc>
           <w:tcPr>
@@ -403,6 +507,12 @@
               <w:bottom w:val="single" w:sz="4" w:space="0" w:color="000000"/>
             </w:tcBorders>
             <w:vAlign w:val="center"/>
+            <w:tcMar>
+              <w:top w:w="57" w:type="dxa"/>
+              <w:left w:w="57" w:type="dxa"/>
+              <w:bottom w:w="57" w:type="dxa"/>
+              <w:right w:w="57" w:type="dxa"/>
+            </w:tcMar>
           </w:tcPr>
           <w:p>
             <w:pPr>
@@ -437,6 +547,8 @@
               <w:rPr>
                 <w:rFonts w:ascii="Arial" w:eastAsia="Arial" w:hAnsi="Arial" w:cs="Arial"/>
                 <w:b/>
+                <w:color w:val="000000"/>
+                <w:sz w:val="20"/>
               </w:rPr>
               <w:t>NO DAN TAJUK UNIT KOMPETENSI /</w:t>
             </w:r>
@@ -444,6 +556,8 @@
               <w:rPr>
                 <w:rFonts w:ascii="Arial" w:eastAsia="Arial" w:hAnsi="Arial" w:cs="Arial"/>
                 <w:i/>
+                <w:color w:val="000000"/>
+                <w:sz w:val="20"/>
               </w:rPr>
               <w:t xml:space="preserve"> COMPETENCY UNIT CODE AND TITLE</w:t>
             </w:r>
@@ -460,9 +574,32 @@
               <w:right w:val="single" w:sz="4" w:space="0" w:color="auto"/>
             </w:tcBorders>
             <w:vAlign w:val="center"/>
+            <w:tcMar>
+              <w:top w:w="57" w:type="dxa"/>
+              <w:left w:w="57" w:type="dxa"/>
+              <w:bottom w:w="57" w:type="dxa"/>
+              <w:right w:w="57" w:type="dxa"/>
+            </w:tcMar>
+            <w:tcMar>
+              <w:top w:w="57" w:type="dxa"/>
+              <w:left w:w="57" w:type="dxa"/>
+              <w:bottom w:w="57" w:type="dxa"/>
+              <w:right w:w="57" w:type="dxa"/>
+            </w:tcMar>
+            <w:tcMar>
+              <w:top w:w="57" w:type="dxa"/>
+              <w:left w:w="57" w:type="dxa"/>
+              <w:bottom w:w="57" w:type="dxa"/>
+              <w:right w:w="57" w:type="dxa"/>
+            </w:tcMar>
           </w:tcPr>
           <w:p>
             <w:r>
+              <w:rPr>
+                <w:rFonts w:ascii="Arial" w:hAnsi="Arial" w:cs="Arial"/>
+                <w:color w:val="000000"/>
+                <w:sz w:val="20"/>
+              </w:rPr>
               <w:t>IT-072-3:2012-C04 / AUDIO SWEETENING</w:t>
             </w:r>
           </w:p>
@@ -471,6 +608,7 @@
       <w:tr>
         <w:trPr>
           <w:trHeight w:val="2910"/>
+          <w:cantSplit w:val="true"/>
         </w:trPr>
         <w:tc>
           <w:tcPr>
@@ -481,6 +619,12 @@
               <w:bottom w:val="single" w:sz="4" w:space="0" w:color="000000"/>
             </w:tcBorders>
             <w:vAlign w:val="center"/>
+            <w:tcMar>
+              <w:top w:w="57" w:type="dxa"/>
+              <w:left w:w="57" w:type="dxa"/>
+              <w:bottom w:w="57" w:type="dxa"/>
+              <w:right w:w="57" w:type="dxa"/>
+            </w:tcMar>
           </w:tcPr>
           <w:p>
             <w:pPr>
@@ -499,6 +643,8 @@
               <w:rPr>
                 <w:rFonts w:ascii="Arial" w:eastAsia="Arial" w:hAnsi="Arial" w:cs="Arial"/>
                 <w:b/>
+                <w:color w:val="000000"/>
+                <w:sz w:val="20"/>
               </w:rPr>
               <w:t xml:space="preserve">NO DAN PENYATAAN AKTIVITI / </w:t>
             </w:r>
@@ -506,6 +652,8 @@
               <w:rPr>
                 <w:rFonts w:ascii="Arial" w:eastAsia="Arial" w:hAnsi="Arial" w:cs="Arial"/>
                 <w:i/>
+                <w:color w:val="000000"/>
+                <w:sz w:val="20"/>
               </w:rPr>
               <w:t>WORK ACTIVITIES NO. AND STATEMENT</w:t>
             </w:r>
@@ -522,9 +670,32 @@
               <w:right w:val="single" w:sz="4" w:space="0" w:color="auto"/>
             </w:tcBorders>
             <w:vAlign w:val="center"/>
+            <w:tcMar>
+              <w:top w:w="57" w:type="dxa"/>
+              <w:left w:w="57" w:type="dxa"/>
+              <w:bottom w:w="57" w:type="dxa"/>
+              <w:right w:w="57" w:type="dxa"/>
+            </w:tcMar>
+            <w:tcMar>
+              <w:top w:w="57" w:type="dxa"/>
+              <w:left w:w="57" w:type="dxa"/>
+              <w:bottom w:w="57" w:type="dxa"/>
+              <w:right w:w="57" w:type="dxa"/>
+            </w:tcMar>
+            <w:tcMar>
+              <w:top w:w="57" w:type="dxa"/>
+              <w:left w:w="57" w:type="dxa"/>
+              <w:bottom w:w="57" w:type="dxa"/>
+              <w:right w:w="57" w:type="dxa"/>
+            </w:tcMar>
           </w:tcPr>
           <w:p>
             <w:r>
+              <w:rPr>
+                <w:rFonts w:ascii="Arial" w:hAnsi="Arial" w:cs="Arial"/>
+                <w:color w:val="000000"/>
+                <w:sz w:val="20"/>
+              </w:rPr>
               <w:t>IT-072-3:2012-C04-W02 / Verify foley effect</w:t>
             </w:r>
           </w:p>
@@ -533,6 +704,7 @@
       <w:tr>
         <w:trPr>
           <w:trHeight w:val="755"/>
+          <w:cantSplit w:val="true"/>
         </w:trPr>
         <w:tc>
           <w:tcPr>
@@ -543,6 +715,12 @@
               <w:bottom w:val="single" w:sz="4" w:space="0" w:color="auto"/>
             </w:tcBorders>
             <w:vAlign w:val="center"/>
+            <w:tcMar>
+              <w:top w:w="57" w:type="dxa"/>
+              <w:left w:w="57" w:type="dxa"/>
+              <w:bottom w:w="57" w:type="dxa"/>
+              <w:right w:w="57" w:type="dxa"/>
+            </w:tcMar>
           </w:tcPr>
           <w:p>
             <w:pPr>
@@ -576,6 +754,8 @@
               <w:rPr>
                 <w:rFonts w:ascii="Arial" w:eastAsia="Arial" w:hAnsi="Arial" w:cs="Arial"/>
                 <w:b/>
+                <w:color w:val="000000"/>
+                <w:sz w:val="20"/>
               </w:rPr>
               <w:t>NO</w:t>
             </w:r>
@@ -583,6 +763,8 @@
               <w:rPr>
                 <w:rFonts w:ascii="Arial" w:eastAsia="Arial" w:hAnsi="Arial" w:cs="Arial"/>
                 <w:b/>
+                <w:color w:val="000000"/>
+                <w:sz w:val="20"/>
               </w:rPr>
               <w:t>.</w:t>
             </w:r>
@@ -590,6 +772,8 @@
               <w:rPr>
                 <w:rFonts w:ascii="Arial" w:eastAsia="Arial" w:hAnsi="Arial" w:cs="Arial"/>
                 <w:b/>
+                <w:color w:val="000000"/>
+                <w:sz w:val="20"/>
               </w:rPr>
               <w:t xml:space="preserve"> KOD / </w:t>
             </w:r>
@@ -599,6 +783,8 @@
                 <w:bCs/>
                 <w:i/>
                 <w:iCs/>
+                <w:color w:val="000000"/>
+                <w:sz w:val="20"/>
               </w:rPr>
               <w:t>CODE N</w:t>
             </w:r>
@@ -608,6 +794,8 @@
                 <w:bCs/>
                 <w:i/>
                 <w:iCs/>
+                <w:color w:val="000000"/>
+                <w:sz w:val="20"/>
               </w:rPr>
               <w:t>O.</w:t>
             </w:r>
@@ -622,9 +810,20 @@
               <w:bottom w:val="single" w:sz="4" w:space="0" w:color="auto"/>
             </w:tcBorders>
             <w:vAlign w:val="center"/>
+            <w:tcMar>
+              <w:top w:w="57" w:type="dxa"/>
+              <w:left w:w="57" w:type="dxa"/>
+              <w:bottom w:w="57" w:type="dxa"/>
+              <w:right w:w="57" w:type="dxa"/>
+            </w:tcMar>
           </w:tcPr>
           <w:p>
             <w:r>
+              <w:rPr>
+                <w:rFonts w:ascii="Arial" w:hAnsi="Arial" w:cs="Arial"/>
+                <w:color w:val="000000"/>
+                <w:sz w:val="20"/>
+              </w:rPr>
               <w:t>IT-072-3:2012-C04/NP(2/6)</w:t>
             </w:r>
           </w:p>
@@ -639,9 +838,20 @@
               <w:right w:val="single" w:sz="4" w:space="0" w:color="auto"/>
             </w:tcBorders>
             <w:vAlign w:val="center"/>
+            <w:tcMar>
+              <w:top w:w="57" w:type="dxa"/>
+              <w:left w:w="57" w:type="dxa"/>
+              <w:bottom w:w="57" w:type="dxa"/>
+              <w:right w:w="57" w:type="dxa"/>
+            </w:tcMar>
           </w:tcPr>
           <w:p>
             <w:r>
+              <w:rPr>
+                <w:rFonts w:ascii="Arial" w:hAnsi="Arial" w:cs="Arial"/>
+                <w:color w:val="000000"/>
+                <w:sz w:val="20"/>
+              </w:rPr>
               <w:t>Muka Surat/Page:</w:t>
               <w:br/>
               <w:t>Drpd/ Of::</w:t>
@@ -658,9 +868,20 @@
               <w:right w:val="single" w:sz="4" w:space="0" w:color="auto"/>
             </w:tcBorders>
             <w:vAlign w:val="center"/>
+            <w:tcMar>
+              <w:top w:w="57" w:type="dxa"/>
+              <w:left w:w="57" w:type="dxa"/>
+              <w:bottom w:w="57" w:type="dxa"/>
+              <w:right w:w="57" w:type="dxa"/>
+            </w:tcMar>
           </w:tcPr>
           <w:p>
             <w:r>
+              <w:rPr>
+                <w:rFonts w:ascii="Arial" w:hAnsi="Arial" w:cs="Arial"/>
+                <w:color w:val="000000"/>
+                <w:sz w:val="20"/>
+              </w:rPr>
               <w:t>[TBD: no. muka surat]</w:t>
               <w:br/>
               <w:t>31</w:t>
@@ -670,270 +891,553 @@
       </w:tr>
     </w:tbl>
     <w:p>
+      <w:pPr>
+        <w:spacing w:before="120" w:after="120" w:line="276" w:lineRule="auto"/>
+        <w:jc w:val="left"/>
+      </w:pPr>
       <w:r>
         <w:rPr>
+          <w:rFonts w:ascii="Arial" w:hAnsi="Arial" w:cs="Arial"/>
           <w:b/>
+          <w:color w:val="000000"/>
+          <w:sz w:val="22"/>
         </w:rPr>
         <w:t>TAJUK:</w:t>
       </w:r>
     </w:p>
     <w:p>
+      <w:pPr>
+        <w:spacing w:line="276" w:lineRule="auto" w:after="120"/>
+        <w:jc w:val="left"/>
+      </w:pPr>
       <w:r>
+        <w:rPr>
+          <w:rFonts w:ascii="Arial" w:hAnsi="Arial" w:cs="Arial"/>
+          <w:color w:val="000000"/>
+          <w:sz w:val="22"/>
+        </w:rPr>
         <w:t>Verify Foley Effect — Kategori, Jenis dan Pengesahan Foley dalam Sequence Timeline</w:t>
       </w:r>
     </w:p>
     <w:p/>
     <w:p>
+      <w:pPr>
+        <w:spacing w:before="120" w:after="120" w:line="276" w:lineRule="auto"/>
+        <w:jc w:val="left"/>
+      </w:pPr>
       <w:r>
         <w:rPr>
+          <w:rFonts w:ascii="Arial" w:hAnsi="Arial" w:cs="Arial"/>
           <w:b/>
+          <w:color w:val="000000"/>
+          <w:sz w:val="22"/>
         </w:rPr>
         <w:t>TUJUAN:</w:t>
       </w:r>
     </w:p>
     <w:p>
+      <w:pPr>
+        <w:spacing w:line="276" w:lineRule="auto" w:after="120"/>
+        <w:jc w:val="left"/>
+      </w:pPr>
       <w:r>
+        <w:rPr>
+          <w:rFonts w:ascii="Arial" w:hAnsi="Arial" w:cs="Arial"/>
+          <w:color w:val="000000"/>
+          <w:sz w:val="22"/>
+        </w:rPr>
         <w:t>Nota Pembelajaran ini bertujuan untuk membolehkan Bakat mengenal pasti kategori dan jenis foley effect yang berkaitan dengan sesuatu sequence timeline, supaya Bakat dapat: mempratonton sequence timeline untuk menentukan foley effect yang diperlukan, menentukan foley effect mengikut keperluan audio projek, dan menyediakan permohonan (requisition) foley effect kepada Sound Engineer mengikut keperluan projek.</w:t>
       </w:r>
     </w:p>
     <w:p/>
     <w:p>
+      <w:pPr>
+        <w:spacing w:before="120" w:after="120" w:line="276" w:lineRule="auto"/>
+        <w:jc w:val="left"/>
+      </w:pPr>
       <w:r>
         <w:rPr>
+          <w:rFonts w:ascii="Arial" w:hAnsi="Arial" w:cs="Arial"/>
           <w:b/>
+          <w:color w:val="000000"/>
+          <w:sz w:val="22"/>
         </w:rPr>
         <w:t>PENERANGAN:</w:t>
       </w:r>
     </w:p>
     <w:p>
+      <w:pPr>
+        <w:spacing w:before="120" w:after="120" w:line="276" w:lineRule="auto"/>
+        <w:jc w:val="left"/>
+      </w:pPr>
       <w:r>
         <w:rPr>
+          <w:rFonts w:ascii="Arial" w:hAnsi="Arial" w:cs="Arial"/>
           <w:b/>
-          <w:sz w:val="36"/>
+          <w:color w:val="000000"/>
+          <w:sz w:val="24"/>
         </w:rPr>
         <w:t>Bab 1: Category Foley Effect i.e.: Feet, Prop, Cloth, etc</w:t>
       </w:r>
     </w:p>
     <w:p>
+      <w:pPr>
+        <w:spacing w:before="120" w:after="120" w:line="276" w:lineRule="auto"/>
+        <w:jc w:val="left"/>
+      </w:pPr>
       <w:r>
         <w:rPr>
+          <w:rFonts w:ascii="Arial" w:hAnsi="Arial" w:cs="Arial"/>
           <w:b/>
-          <w:sz w:val="26"/>
+          <w:color w:val="000000"/>
+          <w:sz w:val="22"/>
         </w:rPr>
         <w:t>Objektif Pembelajaran</w:t>
       </w:r>
     </w:p>
     <w:p>
+      <w:pPr>
+        <w:spacing w:line="276" w:lineRule="auto" w:after="120"/>
+        <w:jc w:val="left"/>
+      </w:pPr>
       <w:r>
+        <w:rPr>
+          <w:rFonts w:ascii="Arial" w:hAnsi="Arial" w:cs="Arial"/>
+          <w:color w:val="000000"/>
+          <w:sz w:val="22"/>
+        </w:rPr>
         <w:t>Selepas mempelajari topik ini, pelatih dapat:</w:t>
       </w:r>
     </w:p>
     <w:p>
       <w:pPr>
         <w:pStyle w:val="ListParagraph"/>
+        <w:spacing w:line="276" w:lineRule="auto" w:after="40"/>
+        <w:ind w:left="357" w:hanging="357"/>
+        <w:jc w:val="left"/>
       </w:pPr>
       <w:r>
+        <w:rPr>
+          <w:rFonts w:ascii="Arial" w:hAnsi="Arial" w:cs="Arial"/>
+          <w:color w:val="000000"/>
+          <w:sz w:val="22"/>
+        </w:rPr>
         <w:t>• Menjelaskan konsep foley dan asal usul namanya.</w:t>
       </w:r>
     </w:p>
     <w:p>
       <w:pPr>
         <w:pStyle w:val="ListParagraph"/>
+        <w:spacing w:line="276" w:lineRule="auto" w:after="40"/>
+        <w:ind w:left="357" w:hanging="357"/>
+        <w:jc w:val="left"/>
       </w:pPr>
       <w:r>
+        <w:rPr>
+          <w:rFonts w:ascii="Arial" w:hAnsi="Arial" w:cs="Arial"/>
+          <w:color w:val="000000"/>
+          <w:sz w:val="22"/>
+        </w:rPr>
         <w:t>• Mengenal pasti tiga kategori utama foley effect (Feet, Prop, Cloth).</w:t>
       </w:r>
     </w:p>
     <w:p>
       <w:pPr>
         <w:pStyle w:val="ListParagraph"/>
+        <w:spacing w:line="276" w:lineRule="auto" w:after="40"/>
+        <w:ind w:left="357" w:hanging="357"/>
+        <w:jc w:val="left"/>
       </w:pPr>
       <w:r>
+        <w:rPr>
+          <w:rFonts w:ascii="Arial" w:hAnsi="Arial" w:cs="Arial"/>
+          <w:color w:val="000000"/>
+          <w:sz w:val="22"/>
+        </w:rPr>
         <w:t>• Menentukan kategori foley yang relevan berdasarkan aksi visual dalam scene.</w:t>
       </w:r>
     </w:p>
     <w:p>
       <w:pPr>
         <w:pStyle w:val="ListParagraph"/>
+        <w:spacing w:line="276" w:lineRule="auto" w:after="40"/>
+        <w:ind w:left="357" w:hanging="357"/>
+        <w:jc w:val="left"/>
       </w:pPr>
       <w:r>
+        <w:rPr>
+          <w:rFonts w:ascii="Arial" w:hAnsi="Arial" w:cs="Arial"/>
+          <w:color w:val="000000"/>
+          <w:sz w:val="22"/>
+        </w:rPr>
         <w:t>• Memberi contoh setiap kategori foley dengan situasi studio sebenar.</w:t>
       </w:r>
     </w:p>
     <w:p>
+      <w:pPr>
+        <w:spacing w:before="120" w:after="120" w:line="276" w:lineRule="auto"/>
+        <w:jc w:val="left"/>
+      </w:pPr>
       <w:r>
         <w:rPr>
+          <w:rFonts w:ascii="Arial" w:hAnsi="Arial" w:cs="Arial"/>
           <w:b/>
-          <w:sz w:val="26"/>
+          <w:color w:val="000000"/>
+          <w:sz w:val="22"/>
         </w:rPr>
         <w:t>1. Konsep Foley</w:t>
       </w:r>
     </w:p>
     <w:p>
+      <w:pPr>
+        <w:spacing w:line="276" w:lineRule="auto" w:after="120"/>
+        <w:jc w:val="left"/>
+      </w:pPr>
       <w:r>
+        <w:rPr>
+          <w:rFonts w:ascii="Arial" w:hAnsi="Arial" w:cs="Arial"/>
+          <w:color w:val="000000"/>
+          <w:sz w:val="22"/>
+        </w:rPr>
         <w:t>Foley ialah proses menghasilkan atau memilih kesan bunyi yang disegerakkan (synchronised) dengan pergerakan pada skrin bagi menggantikan atau menambah bunyi yang tidak dapat direkodkan dengan jelas semasa penggambaran. Nama "foley" berasal daripada Jack Foley, perintis teknik ini di studio Universal pada era filem bersuara awal.</w:t>
       </w:r>
     </w:p>
     <w:p>
+      <w:pPr>
+        <w:spacing w:before="120" w:after="120" w:line="276" w:lineRule="auto"/>
+        <w:jc w:val="left"/>
+      </w:pPr>
       <w:r>
         <w:rPr>
+          <w:rFonts w:ascii="Arial" w:hAnsi="Arial" w:cs="Arial"/>
           <w:b/>
-          <w:sz w:val="26"/>
+          <w:color w:val="000000"/>
+          <w:sz w:val="22"/>
         </w:rPr>
         <w:t>2. Feet (Langkah Kaki)</w:t>
       </w:r>
     </w:p>
     <w:p>
+      <w:pPr>
+        <w:spacing w:line="276" w:lineRule="auto" w:after="120"/>
+        <w:jc w:val="left"/>
+      </w:pPr>
       <w:r>
+        <w:rPr>
+          <w:rFonts w:ascii="Arial" w:hAnsi="Arial" w:cs="Arial"/>
+          <w:color w:val="000000"/>
+          <w:sz w:val="22"/>
+        </w:rPr>
         <w:t>Bunyi tapak kaki di pelbagai permukaan (konkrit, kayu, pasir, air, rumput). Kategori ini paling kerap digunakan kerana hampir setiap adegan pergerakan watak memerlukan footstep yang sepadan dengan jenis kasut dan permukaan lantai.</w:t>
       </w:r>
     </w:p>
     <w:p>
+      <w:pPr>
+        <w:spacing w:before="120" w:after="120" w:line="276" w:lineRule="auto"/>
+        <w:jc w:val="left"/>
+      </w:pPr>
       <w:r>
         <w:rPr>
+          <w:rFonts w:ascii="Arial" w:hAnsi="Arial" w:cs="Arial"/>
           <w:b/>
-          <w:sz w:val="26"/>
+          <w:color w:val="000000"/>
+          <w:sz w:val="22"/>
         </w:rPr>
         <w:t>3. Prop (Alat/Objek)</w:t>
       </w:r>
     </w:p>
     <w:p>
+      <w:pPr>
+        <w:spacing w:line="276" w:lineRule="auto" w:after="120"/>
+        <w:jc w:val="left"/>
+      </w:pPr>
       <w:r>
+        <w:rPr>
+          <w:rFonts w:ascii="Arial" w:hAnsi="Arial" w:cs="Arial"/>
+          <w:color w:val="000000"/>
+          <w:sz w:val="22"/>
+        </w:rPr>
         <w:t>Bunyi interaksi dengan objek seperti membuka pintu, meletakkan cawan, menutup fail, atau memegang senjata mainan. Prop foley memberikan tekstur realistik kepada aksi kecil yang sering diabaikan semasa penggambaran.</w:t>
       </w:r>
     </w:p>
     <w:p>
+      <w:pPr>
+        <w:spacing w:before="120" w:after="120" w:line="276" w:lineRule="auto"/>
+        <w:jc w:val="left"/>
+      </w:pPr>
       <w:r>
         <w:rPr>
+          <w:rFonts w:ascii="Arial" w:hAnsi="Arial" w:cs="Arial"/>
           <w:b/>
-          <w:sz w:val="26"/>
+          <w:color w:val="000000"/>
+          <w:sz w:val="22"/>
         </w:rPr>
         <w:t>4. Cloth (Pakaian)</w:t>
       </w:r>
     </w:p>
     <w:p>
+      <w:pPr>
+        <w:spacing w:line="276" w:lineRule="auto" w:after="120"/>
+        <w:jc w:val="left"/>
+      </w:pPr>
       <w:r>
+        <w:rPr>
+          <w:rFonts w:ascii="Arial" w:hAnsi="Arial" w:cs="Arial"/>
+          <w:color w:val="000000"/>
+          <w:sz w:val="22"/>
+        </w:rPr>
         <w:t>Bunyi geseran fabrik apabila watak bergerak, seperti bunyi jaket kulit, gaun sutera, atau seluar jeans bergesel semasa berjalan atau berlawan.</w:t>
       </w:r>
     </w:p>
     <w:p>
+      <w:pPr>
+        <w:spacing w:line="276" w:lineRule="auto" w:after="120"/>
+        <w:jc w:val="left"/>
+      </w:pPr>
       <w:r>
+        <w:rPr>
+          <w:rFonts w:ascii="Arial" w:hAnsi="Arial" w:cs="Arial"/>
+          <w:color w:val="000000"/>
+          <w:sz w:val="22"/>
+        </w:rPr>
         <w:t>Editor perlu mengenal pasti kategori mana yang relevan untuk setiap scene berdasarkan aksi visual yang berlaku, kerana kategori ini menentukan jenis pustaka bunyi (sound library) yang perlu dirujuk oleh Sound Engineer semasa merekod atau memilih foley.</w:t>
       </w:r>
     </w:p>
     <w:p>
+      <w:pPr>
+        <w:spacing w:before="120" w:after="120" w:line="276" w:lineRule="auto"/>
+        <w:jc w:val="left"/>
+      </w:pPr>
       <w:r>
         <w:rPr>
+          <w:rFonts w:ascii="Arial" w:hAnsi="Arial" w:cs="Arial"/>
           <w:b/>
-          <w:sz w:val="26"/>
+          <w:color w:val="000000"/>
+          <w:sz w:val="22"/>
         </w:rPr>
         <w:t>5. Rumusan</w:t>
       </w:r>
     </w:p>
     <w:p>
+      <w:pPr>
+        <w:spacing w:line="276" w:lineRule="auto" w:after="120"/>
+        <w:jc w:val="left"/>
+      </w:pPr>
       <w:r>
+        <w:rPr>
+          <w:rFonts w:ascii="Arial" w:hAnsi="Arial" w:cs="Arial"/>
+          <w:color w:val="000000"/>
+          <w:sz w:val="22"/>
+        </w:rPr>
         <w:t>Tiga kategori foley (Feet, Prop, Cloth) mesti dikenal pasti terlebih dahulu berdasarkan aksi pada skrin, kerana ia menentukan sumber pustaka bunyi yang akan digunakan pada peringkat seterusnya.</w:t>
       </w:r>
     </w:p>
     <w:p>
+      <w:pPr>
+        <w:spacing w:before="120" w:after="120" w:line="276" w:lineRule="auto"/>
+        <w:jc w:val="left"/>
+      </w:pPr>
       <w:r>
         <w:rPr>
+          <w:rFonts w:ascii="Arial" w:hAnsi="Arial" w:cs="Arial"/>
           <w:b/>
-          <w:sz w:val="36"/>
+          <w:color w:val="000000"/>
+          <w:sz w:val="24"/>
         </w:rPr>
         <w:t>Bab 2: Foley Effect i.e.: Footstep, Hand Props, Knock, Bang, etc</w:t>
       </w:r>
     </w:p>
     <w:p>
+      <w:pPr>
+        <w:spacing w:before="120" w:after="120" w:line="276" w:lineRule="auto"/>
+        <w:jc w:val="left"/>
+      </w:pPr>
       <w:r>
         <w:rPr>
+          <w:rFonts w:ascii="Arial" w:hAnsi="Arial" w:cs="Arial"/>
           <w:b/>
-          <w:sz w:val="26"/>
+          <w:color w:val="000000"/>
+          <w:sz w:val="22"/>
         </w:rPr>
         <w:t>Objektif Pembelajaran</w:t>
       </w:r>
     </w:p>
     <w:p>
+      <w:pPr>
+        <w:spacing w:line="276" w:lineRule="auto" w:after="120"/>
+        <w:jc w:val="left"/>
+      </w:pPr>
       <w:r>
+        <w:rPr>
+          <w:rFonts w:ascii="Arial" w:hAnsi="Arial" w:cs="Arial"/>
+          <w:color w:val="000000"/>
+          <w:sz w:val="22"/>
+        </w:rPr>
         <w:t>Selepas mempelajari topik ini, pelatih dapat:</w:t>
       </w:r>
     </w:p>
     <w:p>
       <w:pPr>
         <w:pStyle w:val="ListParagraph"/>
+        <w:spacing w:line="276" w:lineRule="auto" w:after="40"/>
+        <w:ind w:left="357" w:hanging="357"/>
+        <w:jc w:val="left"/>
       </w:pPr>
       <w:r>
+        <w:rPr>
+          <w:rFonts w:ascii="Arial" w:hAnsi="Arial" w:cs="Arial"/>
+          <w:color w:val="000000"/>
+          <w:sz w:val="22"/>
+        </w:rPr>
         <w:t>• Membezakan jenis foley spesifik (footstep, hand props, knock, bang) dalam setiap kategori.</w:t>
       </w:r>
     </w:p>
     <w:p>
       <w:pPr>
         <w:pStyle w:val="ListParagraph"/>
+        <w:spacing w:line="276" w:lineRule="auto" w:after="40"/>
+        <w:ind w:left="357" w:hanging="357"/>
+        <w:jc w:val="left"/>
       </w:pPr>
       <w:r>
+        <w:rPr>
+          <w:rFonts w:ascii="Arial" w:hAnsi="Arial" w:cs="Arial"/>
+          <w:color w:val="000000"/>
+          <w:sz w:val="22"/>
+        </w:rPr>
         <w:t>• Mempratonton sequence timeline untuk menyenaraikan aksi yang memerlukan foley.</w:t>
       </w:r>
     </w:p>
     <w:p>
       <w:pPr>
         <w:pStyle w:val="ListParagraph"/>
+        <w:spacing w:line="276" w:lineRule="auto" w:after="40"/>
+        <w:ind w:left="357" w:hanging="357"/>
+        <w:jc w:val="left"/>
       </w:pPr>
       <w:r>
+        <w:rPr>
+          <w:rFonts w:ascii="Arial" w:hAnsi="Arial" w:cs="Arial"/>
+          <w:color w:val="000000"/>
+          <w:sz w:val="22"/>
+        </w:rPr>
         <w:t>• Menyediakan foley cue sheet ringkas berdasarkan timecode dan aksi.</w:t>
       </w:r>
     </w:p>
     <w:p>
       <w:pPr>
         <w:pStyle w:val="ListParagraph"/>
+        <w:spacing w:line="276" w:lineRule="auto" w:after="40"/>
+        <w:ind w:left="357" w:hanging="357"/>
+        <w:jc w:val="left"/>
       </w:pPr>
       <w:r>
+        <w:rPr>
+          <w:rFonts w:ascii="Arial" w:hAnsi="Arial" w:cs="Arial"/>
+          <w:color w:val="000000"/>
+          <w:sz w:val="22"/>
+        </w:rPr>
         <w:t>• Menyediakan foley effect requisition kepada Sound Engineer.</w:t>
       </w:r>
     </w:p>
     <w:p>
+      <w:pPr>
+        <w:spacing w:before="120" w:after="120" w:line="276" w:lineRule="auto"/>
+        <w:jc w:val="left"/>
+      </w:pPr>
       <w:r>
         <w:rPr>
+          <w:rFonts w:ascii="Arial" w:hAnsi="Arial" w:cs="Arial"/>
           <w:b/>
-          <w:sz w:val="26"/>
+          <w:color w:val="000000"/>
+          <w:sz w:val="22"/>
         </w:rPr>
         <w:t>1. Footstep</w:t>
       </w:r>
     </w:p>
     <w:p>
+      <w:pPr>
+        <w:spacing w:line="276" w:lineRule="auto" w:after="120"/>
+        <w:jc w:val="left"/>
+      </w:pPr>
       <w:r>
+        <w:rPr>
+          <w:rFonts w:ascii="Arial" w:hAnsi="Arial" w:cs="Arial"/>
+          <w:color w:val="000000"/>
+          <w:sz w:val="22"/>
+        </w:rPr>
         <w:t>Bunyi langkah khusus mengikut jenis kasut (heels, boots, bare feet) dan permukaan (marmar, rumput, tangga besi). Ketepatan sinkronisasi dengan pergerakan kaki pada skrin adalah kritikal.</w:t>
       </w:r>
     </w:p>
     <w:p>
+      <w:pPr>
+        <w:spacing w:before="120" w:after="120" w:line="276" w:lineRule="auto"/>
+        <w:jc w:val="left"/>
+      </w:pPr>
       <w:r>
         <w:rPr>
+          <w:rFonts w:ascii="Arial" w:hAnsi="Arial" w:cs="Arial"/>
           <w:b/>
-          <w:sz w:val="26"/>
+          <w:color w:val="000000"/>
+          <w:sz w:val="22"/>
         </w:rPr>
         <w:t>2. Hand Props, Knock dan Bang</w:t>
       </w:r>
     </w:p>
     <w:p>
+      <w:pPr>
+        <w:spacing w:line="276" w:lineRule="auto" w:after="120"/>
+        <w:jc w:val="left"/>
+      </w:pPr>
       <w:r>
+        <w:rPr>
+          <w:rFonts w:ascii="Arial" w:hAnsi="Arial" w:cs="Arial"/>
+          <w:color w:val="000000"/>
+          <w:sz w:val="22"/>
+        </w:rPr>
         <w:t>Hand Props ialah bunyi tangan memegang atau menggunakan objek, contoh mengangkat telefon atau membuka beg. Knock ialah bunyi ketukan pada pintu, meja atau permukaan lain, digunakan untuk menandakan kehadiran seseorang. Bang ialah bunyi hentakan kuat seperti pintu dihempas atau objek jatuh dengan kuat, sering digunakan untuk menekankan momen dramatik.</w:t>
       </w:r>
     </w:p>
     <w:p>
+      <w:pPr>
+        <w:spacing w:before="120" w:after="120" w:line="276" w:lineRule="auto"/>
+        <w:jc w:val="left"/>
+      </w:pPr>
       <w:r>
         <w:rPr>
+          <w:rFonts w:ascii="Arial" w:hAnsi="Arial" w:cs="Arial"/>
           <w:b/>
-          <w:sz w:val="26"/>
+          <w:color w:val="000000"/>
+          <w:sz w:val="22"/>
         </w:rPr>
         <w:t>3. Pratonton dan Cue Sheet</w:t>
       </w:r>
     </w:p>
     <w:p>
+      <w:pPr>
+        <w:spacing w:line="276" w:lineRule="auto" w:after="120"/>
+        <w:jc w:val="left"/>
+      </w:pPr>
       <w:r>
+        <w:rPr>
+          <w:rFonts w:ascii="Arial" w:hAnsi="Arial" w:cs="Arial"/>
+          <w:color w:val="000000"/>
+          <w:sz w:val="22"/>
+        </w:rPr>
         <w:t>Editor mempratonton sequence timeline secara teliti, adegan demi adegan, untuk menyenaraikan setiap aksi yang memerlukan foley, kemudian menentukan jenis foley yang paling sesuai berdasarkan konteks cerita dan gaya penyuntingan yang dikehendaki oleh Director.</w:t>
       </w:r>
     </w:p>
     <w:p>
+      <w:pPr>
+        <w:spacing w:line="276" w:lineRule="auto" w:after="120"/>
+        <w:jc w:val="left"/>
+      </w:pPr>
       <w:r>
+        <w:rPr>
+          <w:rFonts w:ascii="Arial" w:hAnsi="Arial" w:cs="Arial"/>
+          <w:color w:val="000000"/>
+          <w:sz w:val="22"/>
+        </w:rPr>
         <w:t>Contoh senarai kerja (foley cue sheet ringkas):</w:t>
       </w:r>
     </w:p>
@@ -941,6 +1445,7 @@
       <w:tblPr>
         <w:tblStyle w:val="TableGrid"/>
         <w:tblW w:type="auto" w:w="0"/>
+        <w:tblLayout w:type="autofit"/>
         <w:tblLook w:firstColumn="1" w:firstRow="1" w:lastColumn="0" w:lastRow="0" w:noHBand="0" w:noVBand="1" w:val="04A0"/>
       </w:tblPr>
       <w:tblGrid>
@@ -950,12 +1455,29 @@
         <w:gridCol w:w="2328"/>
       </w:tblGrid>
       <w:tr>
+        <w:trPr>
+          <w:tblHeader w:val="true"/>
+          <w:cantSplit w:val="true"/>
+        </w:trPr>
         <w:tc>
           <w:tcPr>
             <w:tcW w:type="dxa" w:w="2328"/>
+            <w:tcMar>
+              <w:top w:w="57" w:type="dxa"/>
+              <w:left w:w="57" w:type="dxa"/>
+              <w:bottom w:w="57" w:type="dxa"/>
+              <w:right w:w="57" w:type="dxa"/>
+            </w:tcMar>
+            <w:shd w:val="clear" w:color="auto" w:fill="D9D9D9"/>
           </w:tcPr>
           <w:p>
             <w:r>
+              <w:rPr>
+                <w:rFonts w:ascii="Arial" w:hAnsi="Arial" w:cs="Arial"/>
+                <w:b/>
+                <w:color w:val="000000"/>
+                <w:sz w:val="20"/>
+              </w:rPr>
               <w:t>Timecode</w:t>
             </w:r>
           </w:p>
@@ -963,9 +1485,22 @@
         <w:tc>
           <w:tcPr>
             <w:tcW w:type="dxa" w:w="2328"/>
+            <w:tcMar>
+              <w:top w:w="57" w:type="dxa"/>
+              <w:left w:w="57" w:type="dxa"/>
+              <w:bottom w:w="57" w:type="dxa"/>
+              <w:right w:w="57" w:type="dxa"/>
+            </w:tcMar>
+            <w:shd w:val="clear" w:color="auto" w:fill="D9D9D9"/>
           </w:tcPr>
           <w:p>
             <w:r>
+              <w:rPr>
+                <w:rFonts w:ascii="Arial" w:hAnsi="Arial" w:cs="Arial"/>
+                <w:b/>
+                <w:color w:val="000000"/>
+                <w:sz w:val="20"/>
+              </w:rPr>
               <w:t>Aksi pada Skrin</w:t>
             </w:r>
           </w:p>
@@ -973,9 +1508,22 @@
         <w:tc>
           <w:tcPr>
             <w:tcW w:type="dxa" w:w="2328"/>
+            <w:tcMar>
+              <w:top w:w="57" w:type="dxa"/>
+              <w:left w:w="57" w:type="dxa"/>
+              <w:bottom w:w="57" w:type="dxa"/>
+              <w:right w:w="57" w:type="dxa"/>
+            </w:tcMar>
+            <w:shd w:val="clear" w:color="auto" w:fill="D9D9D9"/>
           </w:tcPr>
           <w:p>
             <w:r>
+              <w:rPr>
+                <w:rFonts w:ascii="Arial" w:hAnsi="Arial" w:cs="Arial"/>
+                <w:b/>
+                <w:color w:val="000000"/>
+                <w:sz w:val="20"/>
+              </w:rPr>
               <w:t>Kategori</w:t>
             </w:r>
           </w:p>
@@ -983,21 +1531,48 @@
         <w:tc>
           <w:tcPr>
             <w:tcW w:type="dxa" w:w="2328"/>
+            <w:tcMar>
+              <w:top w:w="57" w:type="dxa"/>
+              <w:left w:w="57" w:type="dxa"/>
+              <w:bottom w:w="57" w:type="dxa"/>
+              <w:right w:w="57" w:type="dxa"/>
+            </w:tcMar>
+            <w:shd w:val="clear" w:color="auto" w:fill="D9D9D9"/>
           </w:tcPr>
           <w:p>
             <w:r>
+              <w:rPr>
+                <w:rFonts w:ascii="Arial" w:hAnsi="Arial" w:cs="Arial"/>
+                <w:b/>
+                <w:color w:val="000000"/>
+                <w:sz w:val="20"/>
+              </w:rPr>
               <w:t>Jenis Foley Dicadangkan</w:t>
             </w:r>
           </w:p>
         </w:tc>
       </w:tr>
       <w:tr>
+        <w:trPr>
+          <w:cantSplit w:val="true"/>
+        </w:trPr>
         <w:tc>
           <w:tcPr>
             <w:tcW w:type="dxa" w:w="2328"/>
+            <w:tcMar>
+              <w:top w:w="57" w:type="dxa"/>
+              <w:left w:w="57" w:type="dxa"/>
+              <w:bottom w:w="57" w:type="dxa"/>
+              <w:right w:w="57" w:type="dxa"/>
+            </w:tcMar>
           </w:tcPr>
           <w:p>
             <w:r>
+              <w:rPr>
+                <w:rFonts w:ascii="Arial" w:hAnsi="Arial" w:cs="Arial"/>
+                <w:color w:val="000000"/>
+                <w:sz w:val="20"/>
+              </w:rPr>
               <w:t>00:02:15</w:t>
             </w:r>
           </w:p>
@@ -1005,9 +1580,20 @@
         <w:tc>
           <w:tcPr>
             <w:tcW w:type="dxa" w:w="2328"/>
+            <w:tcMar>
+              <w:top w:w="57" w:type="dxa"/>
+              <w:left w:w="57" w:type="dxa"/>
+              <w:bottom w:w="57" w:type="dxa"/>
+              <w:right w:w="57" w:type="dxa"/>
+            </w:tcMar>
           </w:tcPr>
           <w:p>
             <w:r>
+              <w:rPr>
+                <w:rFonts w:ascii="Arial" w:hAnsi="Arial" w:cs="Arial"/>
+                <w:color w:val="000000"/>
+                <w:sz w:val="20"/>
+              </w:rPr>
               <w:t>Watak berjalan di lorong konkrit</w:t>
             </w:r>
           </w:p>
@@ -1015,9 +1601,20 @@
         <w:tc>
           <w:tcPr>
             <w:tcW w:type="dxa" w:w="2328"/>
+            <w:tcMar>
+              <w:top w:w="57" w:type="dxa"/>
+              <w:left w:w="57" w:type="dxa"/>
+              <w:bottom w:w="57" w:type="dxa"/>
+              <w:right w:w="57" w:type="dxa"/>
+            </w:tcMar>
           </w:tcPr>
           <w:p>
             <w:r>
+              <w:rPr>
+                <w:rFonts w:ascii="Arial" w:hAnsi="Arial" w:cs="Arial"/>
+                <w:color w:val="000000"/>
+                <w:sz w:val="20"/>
+              </w:rPr>
               <w:t>Feet</w:t>
             </w:r>
           </w:p>
@@ -1025,21 +1622,46 @@
         <w:tc>
           <w:tcPr>
             <w:tcW w:type="dxa" w:w="2328"/>
+            <w:tcMar>
+              <w:top w:w="57" w:type="dxa"/>
+              <w:left w:w="57" w:type="dxa"/>
+              <w:bottom w:w="57" w:type="dxa"/>
+              <w:right w:w="57" w:type="dxa"/>
+            </w:tcMar>
           </w:tcPr>
           <w:p>
             <w:r>
+              <w:rPr>
+                <w:rFonts w:ascii="Arial" w:hAnsi="Arial" w:cs="Arial"/>
+                <w:color w:val="000000"/>
+                <w:sz w:val="20"/>
+              </w:rPr>
               <w:t>Footstep — kasut kulit, permukaan konkrit</w:t>
             </w:r>
           </w:p>
         </w:tc>
       </w:tr>
       <w:tr>
+        <w:trPr>
+          <w:cantSplit w:val="true"/>
+        </w:trPr>
         <w:tc>
           <w:tcPr>
             <w:tcW w:type="dxa" w:w="2328"/>
+            <w:tcMar>
+              <w:top w:w="57" w:type="dxa"/>
+              <w:left w:w="57" w:type="dxa"/>
+              <w:bottom w:w="57" w:type="dxa"/>
+              <w:right w:w="57" w:type="dxa"/>
+            </w:tcMar>
           </w:tcPr>
           <w:p>
             <w:r>
+              <w:rPr>
+                <w:rFonts w:ascii="Arial" w:hAnsi="Arial" w:cs="Arial"/>
+                <w:color w:val="000000"/>
+                <w:sz w:val="20"/>
+              </w:rPr>
               <w:t>00:02:40</w:t>
             </w:r>
           </w:p>
@@ -1047,9 +1669,20 @@
         <w:tc>
           <w:tcPr>
             <w:tcW w:type="dxa" w:w="2328"/>
+            <w:tcMar>
+              <w:top w:w="57" w:type="dxa"/>
+              <w:left w:w="57" w:type="dxa"/>
+              <w:bottom w:w="57" w:type="dxa"/>
+              <w:right w:w="57" w:type="dxa"/>
+            </w:tcMar>
           </w:tcPr>
           <w:p>
             <w:r>
+              <w:rPr>
+                <w:rFonts w:ascii="Arial" w:hAnsi="Arial" w:cs="Arial"/>
+                <w:color w:val="000000"/>
+                <w:sz w:val="20"/>
+              </w:rPr>
               <w:t>Watak membuka pintu bilik</w:t>
             </w:r>
           </w:p>
@@ -1057,9 +1690,20 @@
         <w:tc>
           <w:tcPr>
             <w:tcW w:type="dxa" w:w="2328"/>
+            <w:tcMar>
+              <w:top w:w="57" w:type="dxa"/>
+              <w:left w:w="57" w:type="dxa"/>
+              <w:bottom w:w="57" w:type="dxa"/>
+              <w:right w:w="57" w:type="dxa"/>
+            </w:tcMar>
           </w:tcPr>
           <w:p>
             <w:r>
+              <w:rPr>
+                <w:rFonts w:ascii="Arial" w:hAnsi="Arial" w:cs="Arial"/>
+                <w:color w:val="000000"/>
+                <w:sz w:val="20"/>
+              </w:rPr>
               <w:t>Prop</w:t>
             </w:r>
           </w:p>
@@ -1067,21 +1711,46 @@
         <w:tc>
           <w:tcPr>
             <w:tcW w:type="dxa" w:w="2328"/>
+            <w:tcMar>
+              <w:top w:w="57" w:type="dxa"/>
+              <w:left w:w="57" w:type="dxa"/>
+              <w:bottom w:w="57" w:type="dxa"/>
+              <w:right w:w="57" w:type="dxa"/>
+            </w:tcMar>
           </w:tcPr>
           <w:p>
             <w:r>
+              <w:rPr>
+                <w:rFonts w:ascii="Arial" w:hAnsi="Arial" w:cs="Arial"/>
+                <w:color w:val="000000"/>
+                <w:sz w:val="20"/>
+              </w:rPr>
               <w:t>Knock/door creak + latch click</w:t>
             </w:r>
           </w:p>
         </w:tc>
       </w:tr>
       <w:tr>
+        <w:trPr>
+          <w:cantSplit w:val="true"/>
+        </w:trPr>
         <w:tc>
           <w:tcPr>
             <w:tcW w:type="dxa" w:w="2328"/>
+            <w:tcMar>
+              <w:top w:w="57" w:type="dxa"/>
+              <w:left w:w="57" w:type="dxa"/>
+              <w:bottom w:w="57" w:type="dxa"/>
+              <w:right w:w="57" w:type="dxa"/>
+            </w:tcMar>
           </w:tcPr>
           <w:p>
             <w:r>
+              <w:rPr>
+                <w:rFonts w:ascii="Arial" w:hAnsi="Arial" w:cs="Arial"/>
+                <w:color w:val="000000"/>
+                <w:sz w:val="20"/>
+              </w:rPr>
               <w:t>00:03:05</w:t>
             </w:r>
           </w:p>
@@ -1089,9 +1758,20 @@
         <w:tc>
           <w:tcPr>
             <w:tcW w:type="dxa" w:w="2328"/>
+            <w:tcMar>
+              <w:top w:w="57" w:type="dxa"/>
+              <w:left w:w="57" w:type="dxa"/>
+              <w:bottom w:w="57" w:type="dxa"/>
+              <w:right w:w="57" w:type="dxa"/>
+            </w:tcMar>
           </w:tcPr>
           <w:p>
             <w:r>
+              <w:rPr>
+                <w:rFonts w:ascii="Arial" w:hAnsi="Arial" w:cs="Arial"/>
+                <w:color w:val="000000"/>
+                <w:sz w:val="20"/>
+              </w:rPr>
               <w:t>Watak melempar beg ke atas meja</w:t>
             </w:r>
           </w:p>
@@ -1099,9 +1779,20 @@
         <w:tc>
           <w:tcPr>
             <w:tcW w:type="dxa" w:w="2328"/>
+            <w:tcMar>
+              <w:top w:w="57" w:type="dxa"/>
+              <w:left w:w="57" w:type="dxa"/>
+              <w:bottom w:w="57" w:type="dxa"/>
+              <w:right w:w="57" w:type="dxa"/>
+            </w:tcMar>
           </w:tcPr>
           <w:p>
             <w:r>
+              <w:rPr>
+                <w:rFonts w:ascii="Arial" w:hAnsi="Arial" w:cs="Arial"/>
+                <w:color w:val="000000"/>
+                <w:sz w:val="20"/>
+              </w:rPr>
               <w:t>Prop</w:t>
             </w:r>
           </w:p>
@@ -1109,21 +1800,46 @@
         <w:tc>
           <w:tcPr>
             <w:tcW w:type="dxa" w:w="2328"/>
+            <w:tcMar>
+              <w:top w:w="57" w:type="dxa"/>
+              <w:left w:w="57" w:type="dxa"/>
+              <w:bottom w:w="57" w:type="dxa"/>
+              <w:right w:w="57" w:type="dxa"/>
+            </w:tcMar>
           </w:tcPr>
           <w:p>
             <w:r>
+              <w:rPr>
+                <w:rFonts w:ascii="Arial" w:hAnsi="Arial" w:cs="Arial"/>
+                <w:color w:val="000000"/>
+                <w:sz w:val="20"/>
+              </w:rPr>
               <w:t>Bang — objek kanvas jatuh atas kayu</w:t>
             </w:r>
           </w:p>
         </w:tc>
       </w:tr>
       <w:tr>
+        <w:trPr>
+          <w:cantSplit w:val="true"/>
+        </w:trPr>
         <w:tc>
           <w:tcPr>
             <w:tcW w:type="dxa" w:w="2328"/>
+            <w:tcMar>
+              <w:top w:w="57" w:type="dxa"/>
+              <w:left w:w="57" w:type="dxa"/>
+              <w:bottom w:w="57" w:type="dxa"/>
+              <w:right w:w="57" w:type="dxa"/>
+            </w:tcMar>
           </w:tcPr>
           <w:p>
             <w:r>
+              <w:rPr>
+                <w:rFonts w:ascii="Arial" w:hAnsi="Arial" w:cs="Arial"/>
+                <w:color w:val="000000"/>
+                <w:sz w:val="20"/>
+              </w:rPr>
               <w:t>00:03:20</w:t>
             </w:r>
           </w:p>
@@ -1131,9 +1847,20 @@
         <w:tc>
           <w:tcPr>
             <w:tcW w:type="dxa" w:w="2328"/>
+            <w:tcMar>
+              <w:top w:w="57" w:type="dxa"/>
+              <w:left w:w="57" w:type="dxa"/>
+              <w:bottom w:w="57" w:type="dxa"/>
+              <w:right w:w="57" w:type="dxa"/>
+            </w:tcMar>
           </w:tcPr>
           <w:p>
             <w:r>
+              <w:rPr>
+                <w:rFonts w:ascii="Arial" w:hAnsi="Arial" w:cs="Arial"/>
+                <w:color w:val="000000"/>
+                <w:sz w:val="20"/>
+              </w:rPr>
               <w:t>Watak memakai jaket kulit sambil berdiri</w:t>
             </w:r>
           </w:p>
@@ -1141,9 +1868,20 @@
         <w:tc>
           <w:tcPr>
             <w:tcW w:type="dxa" w:w="2328"/>
+            <w:tcMar>
+              <w:top w:w="57" w:type="dxa"/>
+              <w:left w:w="57" w:type="dxa"/>
+              <w:bottom w:w="57" w:type="dxa"/>
+              <w:right w:w="57" w:type="dxa"/>
+            </w:tcMar>
           </w:tcPr>
           <w:p>
             <w:r>
+              <w:rPr>
+                <w:rFonts w:ascii="Arial" w:hAnsi="Arial" w:cs="Arial"/>
+                <w:color w:val="000000"/>
+                <w:sz w:val="20"/>
+              </w:rPr>
               <w:t>Cloth</w:t>
             </w:r>
           </w:p>
@@ -1151,9 +1889,20 @@
         <w:tc>
           <w:tcPr>
             <w:tcW w:type="dxa" w:w="2328"/>
+            <w:tcMar>
+              <w:top w:w="57" w:type="dxa"/>
+              <w:left w:w="57" w:type="dxa"/>
+              <w:bottom w:w="57" w:type="dxa"/>
+              <w:right w:w="57" w:type="dxa"/>
+            </w:tcMar>
           </w:tcPr>
           <w:p>
             <w:r>
+              <w:rPr>
+                <w:rFonts w:ascii="Arial" w:hAnsi="Arial" w:cs="Arial"/>
+                <w:color w:val="000000"/>
+                <w:sz w:val="20"/>
+              </w:rPr>
               <w:t>Leather rustle</w:t>
             </w:r>
           </w:p>
@@ -1161,37 +1910,74 @@
       </w:tr>
     </w:tbl>
     <w:p>
+      <w:pPr>
+        <w:spacing w:before="120" w:after="120" w:line="276" w:lineRule="auto"/>
+        <w:jc w:val="left"/>
+      </w:pPr>
       <w:r>
         <w:rPr>
+          <w:rFonts w:ascii="Arial" w:hAnsi="Arial" w:cs="Arial"/>
           <w:b/>
-          <w:sz w:val="26"/>
+          <w:color w:val="000000"/>
+          <w:sz w:val="22"/>
         </w:rPr>
         <w:t>4. Foley Effect Requisition</w:t>
       </w:r>
     </w:p>
     <w:p>
+      <w:pPr>
+        <w:spacing w:line="276" w:lineRule="auto" w:after="120"/>
+        <w:jc w:val="left"/>
+      </w:pPr>
       <w:r>
+        <w:rPr>
+          <w:rFonts w:ascii="Arial" w:hAnsi="Arial" w:cs="Arial"/>
+          <w:color w:val="000000"/>
+          <w:sz w:val="22"/>
+        </w:rPr>
         <w:t>Setelah senarai ini disahkan, editor menyediakan foley effect requisition — dokumen atau senarai rasmi yang dihantar kepada Sound Engineer, menyatakan timecode, aksi, kategori dan jenis foley yang diperlukan, supaya Sound Engineer dapat merekod atau memilih audio yang sepadan sebelum dikembalikan kepada editor untuk dimasukkan ke dalam timeline (rujuk P08).</w:t>
       </w:r>
     </w:p>
     <w:p>
+      <w:pPr>
+        <w:spacing w:before="120" w:after="120" w:line="276" w:lineRule="auto"/>
+        <w:jc w:val="left"/>
+      </w:pPr>
       <w:r>
         <w:rPr>
+          <w:rFonts w:ascii="Arial" w:hAnsi="Arial" w:cs="Arial"/>
           <w:b/>
-          <w:sz w:val="26"/>
+          <w:color w:val="000000"/>
+          <w:sz w:val="22"/>
         </w:rPr>
         <w:t>5. Rumusan</w:t>
       </w:r>
     </w:p>
     <w:p>
+      <w:pPr>
+        <w:spacing w:line="276" w:lineRule="auto" w:after="120"/>
+        <w:jc w:val="left"/>
+      </w:pPr>
       <w:r>
+        <w:rPr>
+          <w:rFonts w:ascii="Arial" w:hAnsi="Arial" w:cs="Arial"/>
+          <w:color w:val="000000"/>
+          <w:sz w:val="22"/>
+        </w:rPr>
         <w:t>Jenis foley spesifik (footstep, hand props, knock, bang) dikenal pasti melalui pratonton timeline dan disusun dalam cue sheet sebelum foley effect requisition dihantar kepada Sound Engineer.</w:t>
       </w:r>
     </w:p>
     <w:p>
+      <w:pPr>
+        <w:spacing w:before="120" w:after="120" w:line="276" w:lineRule="auto"/>
+        <w:jc w:val="left"/>
+      </w:pPr>
       <w:r>
         <w:rPr>
+          <w:rFonts w:ascii="Arial" w:hAnsi="Arial" w:cs="Arial"/>
           <w:b/>
+          <w:color w:val="000000"/>
+          <w:sz w:val="22"/>
         </w:rPr>
         <w:t>SOALAN:</w:t>
       </w:r>
@@ -1199,123 +1985,273 @@
     <w:p>
       <w:pPr>
         <w:pStyle w:val="ListParagraph"/>
+        <w:spacing w:line="276" w:lineRule="auto" w:after="40"/>
+        <w:ind w:left="357" w:hanging="357"/>
+        <w:jc w:val="left"/>
       </w:pPr>
       <w:r>
+        <w:rPr>
+          <w:rFonts w:ascii="Arial" w:hAnsi="Arial" w:cs="Arial"/>
+          <w:color w:val="000000"/>
+          <w:sz w:val="22"/>
+        </w:rPr>
         <w:t>• Soalan: Apakah tiga kategori utama foley effect dan berikan satu contoh bagi setiap kategori.</w:t>
       </w:r>
     </w:p>
     <w:p>
+      <w:pPr>
+        <w:spacing w:line="276" w:lineRule="auto" w:after="120"/>
+        <w:jc w:val="left"/>
+      </w:pPr>
       <w:r>
+        <w:rPr>
+          <w:rFonts w:ascii="Arial" w:hAnsi="Arial" w:cs="Arial"/>
+          <w:color w:val="000000"/>
+          <w:sz w:val="22"/>
+        </w:rPr>
         <w:t>Jawapan model: Feet (contoh: footstep di atas konkrit), Prop (contoh: bunyi membuka pintu atau meletakkan cawan), dan Cloth (contoh: geseran jaket kulit); setiap kategori sepadan dengan jenis pergerakan atau interaksi watak dalam scene.</w:t>
       </w:r>
     </w:p>
     <w:p>
       <w:pPr>
         <w:pStyle w:val="ListParagraph"/>
+        <w:spacing w:line="276" w:lineRule="auto" w:after="40"/>
+        <w:ind w:left="357" w:hanging="357"/>
+        <w:jc w:val="left"/>
       </w:pPr>
       <w:r>
+        <w:rPr>
+          <w:rFonts w:ascii="Arial" w:hAnsi="Arial" w:cs="Arial"/>
+          <w:color w:val="000000"/>
+          <w:sz w:val="22"/>
+        </w:rPr>
         <w:t>• Soalan: Mengapa editor perlu mempratonton sequence timeline sebelum menyediakan foley effect requisition?</w:t>
       </w:r>
     </w:p>
     <w:p>
+      <w:pPr>
+        <w:spacing w:line="276" w:lineRule="auto" w:after="120"/>
+        <w:jc w:val="left"/>
+      </w:pPr>
       <w:r>
+        <w:rPr>
+          <w:rFonts w:ascii="Arial" w:hAnsi="Arial" w:cs="Arial"/>
+          <w:color w:val="000000"/>
+          <w:sz w:val="22"/>
+        </w:rPr>
         <w:t>Jawapan model: Pratonton membolehkan editor mengenal pasti setiap aksi visual yang memerlukan sokongan bunyi, menentukan jenis foley yang tepat mengikut konteks, dan mengelakkan permohonan yang tidak lengkap atau tidak relevan kepada Sound Engineer.</w:t>
       </w:r>
     </w:p>
     <w:p>
       <w:pPr>
         <w:pStyle w:val="ListParagraph"/>
+        <w:spacing w:line="276" w:lineRule="auto" w:after="40"/>
+        <w:ind w:left="357" w:hanging="357"/>
+        <w:jc w:val="left"/>
       </w:pPr>
       <w:r>
+        <w:rPr>
+          <w:rFonts w:ascii="Arial" w:hAnsi="Arial" w:cs="Arial"/>
+          <w:color w:val="000000"/>
+          <w:sz w:val="22"/>
+        </w:rPr>
         <w:t>• Soalan: Apakah kandungan penting dalam sebuah foley effect requisition yang dihantar kepada Sound Engineer?</w:t>
       </w:r>
     </w:p>
     <w:p>
+      <w:pPr>
+        <w:spacing w:line="276" w:lineRule="auto" w:after="120"/>
+        <w:jc w:val="left"/>
+      </w:pPr>
       <w:r>
+        <w:rPr>
+          <w:rFonts w:ascii="Arial" w:hAnsi="Arial" w:cs="Arial"/>
+          <w:color w:val="000000"/>
+          <w:sz w:val="22"/>
+        </w:rPr>
         <w:t>Jawapan model: Requisition perlu mengandungi timecode aksi, penerangan aksi pada skrin, kategori foley (feet/prop/cloth), dan jenis foley spesifik yang dikehendaki (contoh: footstep, knock, bang) supaya Sound Engineer dapat menyediakan bunyi yang tepat dan bersinkronisasi.</w:t>
       </w:r>
     </w:p>
     <w:p>
+      <w:pPr>
+        <w:spacing w:before="120" w:after="120" w:line="276" w:lineRule="auto"/>
+        <w:jc w:val="left"/>
+      </w:pPr>
       <w:r>
         <w:rPr>
+          <w:rFonts w:ascii="Arial" w:hAnsi="Arial" w:cs="Arial"/>
           <w:b/>
+          <w:color w:val="000000"/>
+          <w:sz w:val="22"/>
         </w:rPr>
         <w:t>RUJUKAN:</w:t>
       </w:r>
     </w:p>
     <w:p>
+      <w:pPr>
+        <w:spacing w:line="276" w:lineRule="auto" w:after="120"/>
+        <w:jc w:val="left"/>
+      </w:pPr>
       <w:r>
+        <w:rPr>
+          <w:rFonts w:ascii="Arial" w:hAnsi="Arial" w:cs="Arial"/>
+          <w:color w:val="000000"/>
+          <w:sz w:val="22"/>
+        </w:rPr>
         <w:t>Rujukan CoCU IT-072-3:2012 (verbatim daripada 00-noss-extract.md §6.1 — senarai yang sama digunakan untuk semua CU teras):</w:t>
       </w:r>
     </w:p>
     <w:p>
       <w:pPr>
         <w:pStyle w:val="ListParagraph"/>
+        <w:spacing w:line="276" w:lineRule="auto" w:after="40"/>
+        <w:ind w:left="357" w:hanging="357"/>
+        <w:jc w:val="left"/>
       </w:pPr>
       <w:r>
+        <w:rPr>
+          <w:rFonts w:ascii="Arial" w:hAnsi="Arial" w:cs="Arial"/>
+          <w:color w:val="000000"/>
+          <w:sz w:val="22"/>
+        </w:rPr>
         <w:t>• Wells, P. (2007). *Digital video editing: A user's guide* (1st ed.). Crowood Press. ISBN 978-1861269522</w:t>
       </w:r>
     </w:p>
     <w:p>
       <w:pPr>
         <w:pStyle w:val="ListParagraph"/>
+        <w:spacing w:line="276" w:lineRule="auto" w:after="40"/>
+        <w:ind w:left="357" w:hanging="357"/>
+        <w:jc w:val="left"/>
       </w:pPr>
       <w:r>
+        <w:rPr>
+          <w:rFonts w:ascii="Arial" w:hAnsi="Arial" w:cs="Arial"/>
+          <w:color w:val="000000"/>
+          <w:sz w:val="22"/>
+        </w:rPr>
         <w:t>• Kauffmann, S., &amp; Kennedy, A. (2012). *Avid editing: A guide for beginning and intermediate users* (4th ed.). Focal Press. ISBN 978-0240818566</w:t>
       </w:r>
     </w:p>
     <w:p>
       <w:pPr>
         <w:pStyle w:val="ListParagraph"/>
+        <w:spacing w:line="276" w:lineRule="auto" w:after="40"/>
+        <w:ind w:left="357" w:hanging="357"/>
+        <w:jc w:val="left"/>
       </w:pPr>
       <w:r>
+        <w:rPr>
+          <w:rFonts w:ascii="Arial" w:hAnsi="Arial" w:cs="Arial"/>
+          <w:color w:val="000000"/>
+          <w:sz w:val="22"/>
+        </w:rPr>
         <w:t>• Dancyger, K. (2010). *The technique of film and video editing: History, theory, and practice* (5th ed.). Focal Press. ISBN 978-0240813974</w:t>
       </w:r>
     </w:p>
     <w:p>
       <w:pPr>
         <w:pStyle w:val="ListParagraph"/>
+        <w:spacing w:line="276" w:lineRule="auto" w:after="40"/>
+        <w:ind w:left="357" w:hanging="357"/>
+        <w:jc w:val="left"/>
       </w:pPr>
       <w:r>
+        <w:rPr>
+          <w:rFonts w:ascii="Arial" w:hAnsi="Arial" w:cs="Arial"/>
+          <w:color w:val="000000"/>
+          <w:sz w:val="22"/>
+        </w:rPr>
         <w:t>• Chandler, G. (2009). *Film editing: Great cuts every filmmaker and movie lover must know* (1st ed.). Michael Wiese Productions. ISBN 978-1932907629</w:t>
       </w:r>
     </w:p>
     <w:p>
       <w:pPr>
         <w:pStyle w:val="ListParagraph"/>
+        <w:spacing w:line="276" w:lineRule="auto" w:after="40"/>
+        <w:ind w:left="357" w:hanging="357"/>
+        <w:jc w:val="left"/>
       </w:pPr>
       <w:r>
+        <w:rPr>
+          <w:rFonts w:ascii="Arial" w:hAnsi="Arial" w:cs="Arial"/>
+          <w:color w:val="000000"/>
+          <w:sz w:val="22"/>
+        </w:rPr>
         <w:t>• Pearlman, K. (2009). *Cutting rhythms: Shaping the film edit* (1st ed.). Focal Press. ISBN 978-0240810140</w:t>
       </w:r>
     </w:p>
     <w:p>
       <w:pPr>
         <w:pStyle w:val="ListParagraph"/>
+        <w:spacing w:line="276" w:lineRule="auto" w:after="40"/>
+        <w:ind w:left="357" w:hanging="357"/>
+        <w:jc w:val="left"/>
       </w:pPr>
       <w:r>
+        <w:rPr>
+          <w:rFonts w:ascii="Arial" w:hAnsi="Arial" w:cs="Arial"/>
+          <w:color w:val="000000"/>
+          <w:sz w:val="22"/>
+        </w:rPr>
         <w:t>• Coleman, L., &amp; Friedberg, D. (2010). *Make the cut: A guide to becoming a successful assistant editor in film and TV* (1st ed.). Focal Press. ISBN 978-0240813981</w:t>
       </w:r>
     </w:p>
     <w:p>
       <w:pPr>
         <w:pStyle w:val="ListParagraph"/>
+        <w:spacing w:line="276" w:lineRule="auto" w:after="40"/>
+        <w:ind w:left="357" w:hanging="357"/>
+        <w:jc w:val="left"/>
       </w:pPr>
       <w:r>
+        <w:rPr>
+          <w:rFonts w:ascii="Arial" w:hAnsi="Arial" w:cs="Arial"/>
+          <w:color w:val="000000"/>
+          <w:sz w:val="22"/>
+        </w:rPr>
         <w:t>• Rosenberg, J. (2010). *The healthy edit: Creative editing techniques for perfecting your movie* (1st ed.). Focal Press. ISBN 978-0240814469</w:t>
       </w:r>
     </w:p>
     <w:p>
+      <w:pPr>
+        <w:spacing w:line="276" w:lineRule="auto" w:after="120"/>
+        <w:jc w:val="left"/>
+      </w:pPr>
       <w:r>
+        <w:rPr>
+          <w:rFonts w:ascii="Arial" w:hAnsi="Arial" w:cs="Arial"/>
+          <w:color w:val="000000"/>
+          <w:sz w:val="22"/>
+        </w:rPr>
         <w:t>Yewdall, D. L. (2012). *Practical art of motion picture sound* (4th ed.). Focal Press.</w:t>
       </w:r>
     </w:p>
     <w:p>
+      <w:pPr>
+        <w:spacing w:line="276" w:lineRule="auto" w:after="120"/>
+        <w:jc w:val="left"/>
+      </w:pPr>
       <w:r>
+        <w:rPr>
+          <w:rFonts w:ascii="Arial" w:hAnsi="Arial" w:cs="Arial"/>
+          <w:color w:val="000000"/>
+          <w:sz w:val="22"/>
+        </w:rPr>
         <w:t>Ament, V. T. (2014). *The foley grail: The art of performing sound for film, games, and animation* (2nd ed.). Focal Press.</w:t>
       </w:r>
     </w:p>
     <w:p>
+      <w:pPr>
+        <w:spacing w:line="276" w:lineRule="auto" w:after="120"/>
+        <w:jc w:val="left"/>
+      </w:pPr>
       <w:r>
+        <w:rPr>
+          <w:rFonts w:ascii="Arial" w:hAnsi="Arial" w:cs="Arial"/>
+          <w:color w:val="000000"/>
+          <w:sz w:val="22"/>
+        </w:rPr>
         <w:t>Holman, T. (2010). *Sound for film and television* (3rd ed.). Focal Press.</w:t>
       </w:r>
     </w:p>
